--- a/templates/workload_report_template.docx
+++ b/templates/workload_report_template.docx
@@ -81,8 +81,6 @@
         </w:rPr>
         <w:t>ОТЧЁТ ПО НАГРУЗКЕ ПРЕПОДАВАТЕЛЯ</w:t>
       </w:r>
-      <w:bookmarkStart w:id="0" w:name="_GoBack"/>
-      <w:bookmarkEnd w:id="0"/>
     </w:p>
     <w:p>
       <w:pPr>
@@ -252,7 +250,6 @@
         <w:rPr>
           <w:rFonts w:ascii="Bahnschrift SemiLight" w:hAnsi="Bahnschrift SemiLight"/>
           <w:sz w:val="24"/>
-          <w:lang w:val="en-US"/>
         </w:rPr>
       </w:pPr>
       <w:r>
@@ -330,7 +327,6 @@
         <w:jc w:val="center"/>
         <w:rPr>
           <w:rFonts w:ascii="Arial Black" w:hAnsi="Arial Black"/>
-          <w:lang w:val="en-US"/>
         </w:rPr>
       </w:pPr>
       <w:r>
@@ -408,7 +404,6 @@
       <w:r>
         <w:rPr>
           <w:rFonts w:ascii="Arial Black" w:hAnsi="Arial Black"/>
-          <w:lang w:val="en-US"/>
         </w:rPr>
         <w:t xml:space="preserve"> </w:t>
       </w:r>
@@ -428,14 +423,12 @@
         <w:rPr>
           <w:rFonts w:ascii="Bahnschrift SemiLight" w:hAnsi="Bahnschrift SemiLight"/>
           <w:sz w:val="24"/>
-          <w:lang w:val="en-US"/>
-        </w:rPr>
-      </w:pPr>
-      <w:r>
-        <w:rPr>
-          <w:rFonts w:ascii="Bahnschrift SemiLight" w:hAnsi="Bahnschrift SemiLight"/>
-          <w:sz w:val="24"/>
-          <w:lang w:val="en-US"/>
+        </w:rPr>
+      </w:pPr>
+      <w:r>
+        <w:rPr>
+          <w:rFonts w:ascii="Bahnschrift SemiLight" w:hAnsi="Bahnschrift SemiLight"/>
+          <w:sz w:val="24"/>
         </w:rPr>
         <w:tab/>
       </w:r>
@@ -589,6 +582,7 @@
         <w:rPr>
           <w:rFonts w:ascii="Bahnschrift SemiLight" w:hAnsi="Bahnschrift SemiLight"/>
           <w:sz w:val="24"/>
+          <w:lang w:val="en-US"/>
         </w:rPr>
       </w:pPr>
       <w:r>
@@ -799,15 +793,8 @@
         </w:rPr>
         <w:t xml:space="preserve"> %}</w:t>
       </w:r>
-    </w:p>
-    <w:p>
-      <w:pPr>
-        <w:jc w:val="both"/>
-        <w:rPr>
-          <w:rFonts w:ascii="Bahnschrift SemiLight" w:hAnsi="Bahnschrift SemiLight"/>
-          <w:sz w:val="24"/>
-        </w:rPr>
-      </w:pPr>
+      <w:bookmarkStart w:id="0" w:name="_GoBack"/>
+      <w:bookmarkEnd w:id="0"/>
     </w:p>
     <w:sectPr>
       <w:pgSz w:w="11906" w:h="16838"/>

--- a/templates/workload_report_template.docx
+++ b/templates/workload_report_template.docx
@@ -200,7 +200,7 @@
           <w:rFonts w:ascii="Bahnschrift SemiLight" w:hAnsi="Bahnschrift SemiLight"/>
           <w:sz w:val="24"/>
         </w:rPr>
-        <w:t xml:space="preserve">Общая нагрузка: </w:t>
+        <w:t xml:space="preserve">Кафедра: </w:t>
       </w:r>
       <w:proofErr w:type="gramStart"/>
       <w:r>
@@ -216,7 +216,7 @@
           <w:rFonts w:ascii="Bahnschrift SemiLight" w:hAnsi="Bahnschrift SemiLight"/>
           <w:sz w:val="24"/>
         </w:rPr>
-        <w:t>total</w:t>
+        <w:t>department</w:t>
       </w:r>
       <w:proofErr w:type="gramEnd"/>
       <w:r>
@@ -224,7 +224,7 @@
           <w:rFonts w:ascii="Bahnschrift SemiLight" w:hAnsi="Bahnschrift SemiLight"/>
           <w:sz w:val="24"/>
         </w:rPr>
-        <w:t>_hours</w:t>
+        <w:t>_name</w:t>
       </w:r>
       <w:proofErr w:type="spellEnd"/>
       <w:r>
@@ -232,7 +232,7 @@
           <w:rFonts w:ascii="Bahnschrift SemiLight" w:hAnsi="Bahnschrift SemiLight"/>
           <w:sz w:val="24"/>
         </w:rPr>
-        <w:t xml:space="preserve"> }} часов</w:t>
+        <w:t xml:space="preserve"> }}</w:t>
       </w:r>
     </w:p>
     <w:p>
@@ -243,6 +243,197 @@
           <w:sz w:val="24"/>
         </w:rPr>
       </w:pPr>
+      <w:r>
+        <w:rPr>
+          <w:rFonts w:ascii="Bahnschrift SemiLight" w:hAnsi="Bahnschrift SemiLight"/>
+          <w:sz w:val="24"/>
+        </w:rPr>
+        <w:t xml:space="preserve">Общая нагрузка: </w:t>
+      </w:r>
+      <w:proofErr w:type="gramStart"/>
+      <w:r>
+        <w:rPr>
+          <w:rFonts w:ascii="Bahnschrift SemiLight" w:hAnsi="Bahnschrift SemiLight"/>
+          <w:sz w:val="24"/>
+        </w:rPr>
+        <w:t xml:space="preserve">{{ </w:t>
+      </w:r>
+      <w:r>
+        <w:rPr>
+          <w:rFonts w:ascii="Bahnschrift SemiLight" w:hAnsi="Bahnschrift SemiLight"/>
+          <w:sz w:val="24"/>
+          <w:lang w:val="en-US"/>
+        </w:rPr>
+        <w:t>total</w:t>
+      </w:r>
+      <w:proofErr w:type="gramEnd"/>
+      <w:r>
+        <w:rPr>
+          <w:rFonts w:ascii="Bahnschrift SemiLight" w:hAnsi="Bahnschrift SemiLight"/>
+          <w:sz w:val="24"/>
+        </w:rPr>
+        <w:t>_</w:t>
+      </w:r>
+      <w:r>
+        <w:rPr>
+          <w:rFonts w:ascii="Bahnschrift SemiLight" w:hAnsi="Bahnschrift SemiLight"/>
+          <w:sz w:val="24"/>
+          <w:lang w:val="en-US"/>
+        </w:rPr>
+        <w:t>hours</w:t>
+      </w:r>
+      <w:r>
+        <w:rPr>
+          <w:rFonts w:ascii="Bahnschrift SemiLight" w:hAnsi="Bahnschrift SemiLight"/>
+          <w:sz w:val="24"/>
+        </w:rPr>
+        <w:t xml:space="preserve"> }} часов</w:t>
+      </w:r>
+    </w:p>
+    <w:p>
+      <w:pPr>
+        <w:jc w:val="both"/>
+        <w:rPr>
+          <w:rFonts w:ascii="Bahnschrift SemiLight" w:hAnsi="Bahnschrift SemiLight"/>
+          <w:sz w:val="24"/>
+          <w:lang w:val="en-US"/>
+        </w:rPr>
+      </w:pPr>
+      <w:r>
+        <w:rPr>
+          <w:rFonts w:ascii="Bahnschrift SemiLight" w:hAnsi="Bahnschrift SemiLight"/>
+          <w:sz w:val="24"/>
+          <w:lang w:val="en-US"/>
+        </w:rPr>
+        <w:t xml:space="preserve">— </w:t>
+      </w:r>
+      <w:proofErr w:type="spellStart"/>
+      <w:r>
+        <w:rPr>
+          <w:rFonts w:ascii="Bahnschrift SemiLight" w:hAnsi="Bahnschrift SemiLight"/>
+          <w:sz w:val="24"/>
+          <w:lang w:val="en-US"/>
+        </w:rPr>
+        <w:t>Лекционные</w:t>
+      </w:r>
+      <w:proofErr w:type="spellEnd"/>
+      <w:r>
+        <w:rPr>
+          <w:rFonts w:ascii="Bahnschrift SemiLight" w:hAnsi="Bahnschrift SemiLight"/>
+          <w:sz w:val="24"/>
+          <w:lang w:val="en-US"/>
+        </w:rPr>
+        <w:t xml:space="preserve"> </w:t>
+      </w:r>
+      <w:proofErr w:type="spellStart"/>
+      <w:r>
+        <w:rPr>
+          <w:rFonts w:ascii="Bahnschrift SemiLight" w:hAnsi="Bahnschrift SemiLight"/>
+          <w:sz w:val="24"/>
+          <w:lang w:val="en-US"/>
+        </w:rPr>
+        <w:t>часы</w:t>
+      </w:r>
+      <w:proofErr w:type="spellEnd"/>
+      <w:r>
+        <w:rPr>
+          <w:rFonts w:ascii="Bahnschrift SemiLight" w:hAnsi="Bahnschrift SemiLight"/>
+          <w:sz w:val="24"/>
+          <w:lang w:val="en-US"/>
+        </w:rPr>
+        <w:t>: {</w:t>
+      </w:r>
+      <w:proofErr w:type="gramStart"/>
+      <w:r>
+        <w:rPr>
+          <w:rFonts w:ascii="Bahnschrift SemiLight" w:hAnsi="Bahnschrift SemiLight"/>
+          <w:sz w:val="24"/>
+          <w:lang w:val="en-US"/>
+        </w:rPr>
+        <w:t xml:space="preserve">{ </w:t>
+      </w:r>
+      <w:proofErr w:type="spellStart"/>
+      <w:r>
+        <w:rPr>
+          <w:rFonts w:ascii="Bahnschrift SemiLight" w:hAnsi="Bahnschrift SemiLight"/>
+          <w:sz w:val="24"/>
+          <w:lang w:val="en-US"/>
+        </w:rPr>
+        <w:t>lecture</w:t>
+      </w:r>
+      <w:proofErr w:type="gramEnd"/>
+      <w:r>
+        <w:rPr>
+          <w:rFonts w:ascii="Bahnschrift SemiLight" w:hAnsi="Bahnschrift SemiLight"/>
+          <w:sz w:val="24"/>
+          <w:lang w:val="en-US"/>
+        </w:rPr>
+        <w:t>_hours</w:t>
+      </w:r>
+      <w:proofErr w:type="spellEnd"/>
+      <w:r>
+        <w:rPr>
+          <w:rFonts w:ascii="Bahnschrift SemiLight" w:hAnsi="Bahnschrift SemiLight"/>
+          <w:sz w:val="24"/>
+          <w:lang w:val="en-US"/>
+        </w:rPr>
+        <w:t xml:space="preserve"> }} ч</w:t>
+      </w:r>
+    </w:p>
+    <w:p>
+      <w:pPr>
+        <w:jc w:val="both"/>
+        <w:rPr>
+          <w:rFonts w:ascii="Bahnschrift SemiLight" w:hAnsi="Bahnschrift SemiLight"/>
+          <w:sz w:val="24"/>
+        </w:rPr>
+      </w:pPr>
+      <w:r>
+        <w:rPr>
+          <w:rFonts w:ascii="Bahnschrift SemiLight" w:hAnsi="Bahnschrift SemiLight"/>
+          <w:sz w:val="24"/>
+        </w:rPr>
+        <w:t xml:space="preserve">— Практические часы: </w:t>
+      </w:r>
+      <w:proofErr w:type="gramStart"/>
+      <w:r>
+        <w:rPr>
+          <w:rFonts w:ascii="Bahnschrift SemiLight" w:hAnsi="Bahnschrift SemiLight"/>
+          <w:sz w:val="24"/>
+        </w:rPr>
+        <w:t xml:space="preserve">{{ </w:t>
+      </w:r>
+      <w:r>
+        <w:rPr>
+          <w:rFonts w:ascii="Bahnschrift SemiLight" w:hAnsi="Bahnschrift SemiLight"/>
+          <w:sz w:val="24"/>
+          <w:lang w:val="en-US"/>
+        </w:rPr>
+        <w:t>practice</w:t>
+      </w:r>
+      <w:proofErr w:type="gramEnd"/>
+      <w:r>
+        <w:rPr>
+          <w:rFonts w:ascii="Bahnschrift SemiLight" w:hAnsi="Bahnschrift SemiLight"/>
+          <w:sz w:val="24"/>
+        </w:rPr>
+        <w:t>_</w:t>
+      </w:r>
+      <w:r>
+        <w:rPr>
+          <w:rFonts w:ascii="Bahnschrift SemiLight" w:hAnsi="Bahnschrift SemiLight"/>
+          <w:sz w:val="24"/>
+          <w:lang w:val="en-US"/>
+        </w:rPr>
+        <w:t>hours</w:t>
+      </w:r>
+      <w:r>
+        <w:rPr>
+          <w:rFonts w:ascii="Bahnschrift SemiLight" w:hAnsi="Bahnschrift SemiLight"/>
+          <w:sz w:val="24"/>
+        </w:rPr>
+        <w:t xml:space="preserve"> }} ч</w:t>
+      </w:r>
     </w:p>
     <w:p>
       <w:pPr>
@@ -327,6 +518,7 @@
         <w:jc w:val="center"/>
         <w:rPr>
           <w:rFonts w:ascii="Arial Black" w:hAnsi="Arial Black"/>
+          <w:lang w:val="en-US"/>
         </w:rPr>
       </w:pPr>
       <w:r>
@@ -404,6 +596,7 @@
       <w:r>
         <w:rPr>
           <w:rFonts w:ascii="Arial Black" w:hAnsi="Arial Black"/>
+          <w:lang w:val="en-US"/>
         </w:rPr>
         <w:t xml:space="preserve"> </w:t>
       </w:r>
@@ -423,12 +616,611 @@
         <w:rPr>
           <w:rFonts w:ascii="Bahnschrift SemiLight" w:hAnsi="Bahnschrift SemiLight"/>
           <w:sz w:val="24"/>
+          <w:lang w:val="en-US"/>
         </w:rPr>
       </w:pPr>
-      <w:r>
-        <w:rPr>
-          <w:rFonts w:ascii="Bahnschrift SemiLight" w:hAnsi="Bahnschrift SemiLight"/>
-          <w:sz w:val="24"/>
+    </w:p>
+    <w:tbl>
+      <w:tblPr>
+        <w:tblStyle w:val="a3"/>
+        <w:tblW w:w="9634" w:type="dxa"/>
+        <w:tblLayout w:type="fixed"/>
+        <w:tblLook w:val="04A0" w:firstRow="1" w:lastRow="0" w:firstColumn="1" w:lastColumn="0" w:noHBand="0" w:noVBand="1"/>
+      </w:tblPr>
+      <w:tblGrid>
+        <w:gridCol w:w="2122"/>
+        <w:gridCol w:w="1701"/>
+        <w:gridCol w:w="1417"/>
+        <w:gridCol w:w="1418"/>
+        <w:gridCol w:w="1559"/>
+        <w:gridCol w:w="1417"/>
+      </w:tblGrid>
+      <w:tr>
+        <w:tc>
+          <w:tcPr>
+            <w:tcW w:w="2122" w:type="dxa"/>
+          </w:tcPr>
+          <w:p>
+            <w:pPr>
+              <w:ind w:right="-108"/>
+              <w:jc w:val="center"/>
+              <w:rPr>
+                <w:rFonts w:ascii="Bahnschrift" w:hAnsi="Bahnschrift"/>
+                <w:b/>
+                <w:sz w:val="24"/>
+                <w:lang w:val="en-US"/>
+              </w:rPr>
+            </w:pPr>
+            <w:proofErr w:type="spellStart"/>
+            <w:r>
+              <w:rPr>
+                <w:rFonts w:ascii="Bahnschrift" w:hAnsi="Bahnschrift"/>
+                <w:b/>
+                <w:sz w:val="24"/>
+                <w:lang w:val="en-US"/>
+              </w:rPr>
+              <w:t>Дисциплина</w:t>
+            </w:r>
+            <w:proofErr w:type="spellEnd"/>
+          </w:p>
+        </w:tc>
+        <w:tc>
+          <w:tcPr>
+            <w:tcW w:w="1701" w:type="dxa"/>
+          </w:tcPr>
+          <w:p>
+            <w:pPr>
+              <w:ind w:right="-108"/>
+              <w:jc w:val="center"/>
+              <w:rPr>
+                <w:rFonts w:ascii="Bahnschrift" w:hAnsi="Bahnschrift"/>
+                <w:b/>
+                <w:sz w:val="24"/>
+                <w:lang w:val="en-US"/>
+              </w:rPr>
+            </w:pPr>
+            <w:proofErr w:type="spellStart"/>
+            <w:r>
+              <w:rPr>
+                <w:rFonts w:ascii="Bahnschrift" w:hAnsi="Bahnschrift"/>
+                <w:b/>
+                <w:sz w:val="24"/>
+                <w:lang w:val="en-US"/>
+              </w:rPr>
+              <w:t>Группа</w:t>
+            </w:r>
+            <w:proofErr w:type="spellEnd"/>
+          </w:p>
+        </w:tc>
+        <w:tc>
+          <w:tcPr>
+            <w:tcW w:w="1417" w:type="dxa"/>
+          </w:tcPr>
+          <w:p>
+            <w:pPr>
+              <w:ind w:right="-108"/>
+              <w:jc w:val="center"/>
+              <w:rPr>
+                <w:rFonts w:ascii="Bahnschrift" w:hAnsi="Bahnschrift"/>
+                <w:b/>
+                <w:sz w:val="24"/>
+                <w:lang w:val="en-US"/>
+              </w:rPr>
+            </w:pPr>
+            <w:proofErr w:type="spellStart"/>
+            <w:r>
+              <w:rPr>
+                <w:rFonts w:ascii="Bahnschrift" w:hAnsi="Bahnschrift"/>
+                <w:b/>
+                <w:sz w:val="24"/>
+                <w:lang w:val="en-US"/>
+              </w:rPr>
+              <w:t>Семестр</w:t>
+            </w:r>
+            <w:proofErr w:type="spellEnd"/>
+          </w:p>
+        </w:tc>
+        <w:tc>
+          <w:tcPr>
+            <w:tcW w:w="1418" w:type="dxa"/>
+          </w:tcPr>
+          <w:p>
+            <w:pPr>
+              <w:ind w:right="-108"/>
+              <w:jc w:val="center"/>
+              <w:rPr>
+                <w:rFonts w:ascii="Bahnschrift" w:hAnsi="Bahnschrift"/>
+                <w:b/>
+                <w:sz w:val="24"/>
+                <w:lang w:val="en-US"/>
+              </w:rPr>
+            </w:pPr>
+            <w:r>
+              <w:rPr>
+                <w:rFonts w:ascii="Bahnschrift" w:hAnsi="Bahnschrift"/>
+                <w:b/>
+                <w:sz w:val="24"/>
+                <w:lang w:val="en-US"/>
+              </w:rPr>
+              <w:t>Лекци</w:t>
+            </w:r>
+            <w:bookmarkStart w:id="0" w:name="_GoBack"/>
+            <w:bookmarkEnd w:id="0"/>
+            <w:r>
+              <w:rPr>
+                <w:rFonts w:ascii="Bahnschrift" w:hAnsi="Bahnschrift"/>
+                <w:b/>
+                <w:sz w:val="24"/>
+                <w:lang w:val="en-US"/>
+              </w:rPr>
+              <w:t>и (ч)</w:t>
+            </w:r>
+          </w:p>
+        </w:tc>
+        <w:tc>
+          <w:tcPr>
+            <w:tcW w:w="1559" w:type="dxa"/>
+          </w:tcPr>
+          <w:p>
+            <w:pPr>
+              <w:ind w:right="-108"/>
+              <w:jc w:val="center"/>
+              <w:rPr>
+                <w:rFonts w:ascii="Bahnschrift" w:hAnsi="Bahnschrift"/>
+                <w:b/>
+                <w:sz w:val="24"/>
+                <w:lang w:val="en-US"/>
+              </w:rPr>
+            </w:pPr>
+            <w:r>
+              <w:rPr>
+                <w:rFonts w:ascii="Bahnschrift" w:hAnsi="Bahnschrift"/>
+                <w:b/>
+                <w:sz w:val="24"/>
+                <w:lang w:val="en-US"/>
+              </w:rPr>
+              <w:t>Практика (ч)</w:t>
+            </w:r>
+          </w:p>
+        </w:tc>
+        <w:tc>
+          <w:tcPr>
+            <w:tcW w:w="1417" w:type="dxa"/>
+          </w:tcPr>
+          <w:p>
+            <w:pPr>
+              <w:ind w:right="-114"/>
+              <w:jc w:val="center"/>
+              <w:rPr>
+                <w:rFonts w:ascii="Bahnschrift" w:hAnsi="Bahnschrift"/>
+                <w:b/>
+                <w:sz w:val="24"/>
+                <w:lang w:val="en-US"/>
+              </w:rPr>
+            </w:pPr>
+            <w:r>
+              <w:rPr>
+                <w:rFonts w:ascii="Bahnschrift" w:hAnsi="Bahnschrift"/>
+                <w:b/>
+                <w:sz w:val="24"/>
+                <w:lang w:val="en-US"/>
+              </w:rPr>
+              <w:t>Всего (ч)</w:t>
+            </w:r>
+          </w:p>
+        </w:tc>
+      </w:tr>
+      <w:tr>
+        <w:tc>
+          <w:tcPr>
+            <w:tcW w:w="9634" w:type="dxa"/>
+            <w:gridSpan w:val="6"/>
+          </w:tcPr>
+          <w:p>
+            <w:pPr>
+              <w:jc w:val="center"/>
+              <w:rPr>
+                <w:rFonts w:ascii="Bahnschrift SemiLight" w:hAnsi="Bahnschrift SemiLight"/>
+                <w:sz w:val="24"/>
+                <w:lang w:val="en-US"/>
+              </w:rPr>
+            </w:pPr>
+            <w:r>
+              <w:rPr>
+                <w:rFonts w:ascii="Bahnschrift SemiLight" w:hAnsi="Bahnschrift SemiLight"/>
+                <w:sz w:val="24"/>
+                <w:lang w:val="en-US"/>
+              </w:rPr>
+              <w:t>{%</w:t>
+            </w:r>
+            <w:proofErr w:type="spellStart"/>
+            <w:r>
+              <w:rPr>
+                <w:rFonts w:ascii="Bahnschrift SemiLight" w:hAnsi="Bahnschrift SemiLight"/>
+                <w:sz w:val="24"/>
+                <w:lang w:val="en-US"/>
+              </w:rPr>
+              <w:t>tr</w:t>
+            </w:r>
+            <w:proofErr w:type="spellEnd"/>
+            <w:r>
+              <w:rPr>
+                <w:rFonts w:ascii="Bahnschrift SemiLight" w:hAnsi="Bahnschrift SemiLight"/>
+                <w:sz w:val="24"/>
+                <w:lang w:val="en-US"/>
+              </w:rPr>
+              <w:t xml:space="preserve"> for detail in </w:t>
+            </w:r>
+            <w:proofErr w:type="spellStart"/>
+            <w:r>
+              <w:rPr>
+                <w:rFonts w:ascii="Bahnschrift SemiLight" w:hAnsi="Bahnschrift SemiLight"/>
+                <w:sz w:val="24"/>
+                <w:lang w:val="en-US"/>
+              </w:rPr>
+              <w:t>workload_details</w:t>
+            </w:r>
+            <w:proofErr w:type="spellEnd"/>
+            <w:r>
+              <w:rPr>
+                <w:rFonts w:ascii="Bahnschrift SemiLight" w:hAnsi="Bahnschrift SemiLight"/>
+                <w:sz w:val="24"/>
+                <w:lang w:val="en-US"/>
+              </w:rPr>
+              <w:t xml:space="preserve"> %}</w:t>
+            </w:r>
+          </w:p>
+        </w:tc>
+      </w:tr>
+      <w:tr>
+        <w:tc>
+          <w:tcPr>
+            <w:tcW w:w="2122" w:type="dxa"/>
+          </w:tcPr>
+          <w:p>
+            <w:pPr>
+              <w:tabs>
+                <w:tab w:val="left" w:pos="2292"/>
+              </w:tabs>
+              <w:jc w:val="center"/>
+              <w:rPr>
+                <w:rFonts w:ascii="Bahnschrift SemiLight" w:hAnsi="Bahnschrift SemiLight"/>
+                <w:sz w:val="24"/>
+                <w:lang w:val="en-US"/>
+              </w:rPr>
+            </w:pPr>
+            <w:r>
+              <w:rPr>
+                <w:rFonts w:ascii="Bahnschrift SemiLight" w:hAnsi="Bahnschrift SemiLight"/>
+                <w:sz w:val="24"/>
+                <w:lang w:val="en-US"/>
+              </w:rPr>
+              <w:t xml:space="preserve">{{ </w:t>
+            </w:r>
+            <w:proofErr w:type="spellStart"/>
+            <w:r>
+              <w:rPr>
+                <w:rFonts w:ascii="Bahnschrift SemiLight" w:hAnsi="Bahnschrift SemiLight"/>
+                <w:sz w:val="24"/>
+                <w:lang w:val="en-US"/>
+              </w:rPr>
+              <w:t>detail.discipline</w:t>
+            </w:r>
+            <w:proofErr w:type="spellEnd"/>
+            <w:r>
+              <w:rPr>
+                <w:rFonts w:ascii="Bahnschrift SemiLight" w:hAnsi="Bahnschrift SemiLight"/>
+                <w:sz w:val="24"/>
+                <w:lang w:val="en-US"/>
+              </w:rPr>
+              <w:t xml:space="preserve"> }}</w:t>
+            </w:r>
+          </w:p>
+        </w:tc>
+        <w:tc>
+          <w:tcPr>
+            <w:tcW w:w="1701" w:type="dxa"/>
+          </w:tcPr>
+          <w:p>
+            <w:pPr>
+              <w:tabs>
+                <w:tab w:val="left" w:pos="2292"/>
+              </w:tabs>
+              <w:jc w:val="center"/>
+              <w:rPr>
+                <w:rFonts w:ascii="Bahnschrift SemiLight" w:hAnsi="Bahnschrift SemiLight"/>
+                <w:sz w:val="24"/>
+                <w:lang w:val="en-US"/>
+              </w:rPr>
+            </w:pPr>
+            <w:r>
+              <w:rPr>
+                <w:rFonts w:ascii="Bahnschrift SemiLight" w:hAnsi="Bahnschrift SemiLight"/>
+                <w:sz w:val="24"/>
+                <w:lang w:val="en-US"/>
+              </w:rPr>
+              <w:t xml:space="preserve">{{ </w:t>
+            </w:r>
+            <w:proofErr w:type="spellStart"/>
+            <w:r>
+              <w:rPr>
+                <w:rFonts w:ascii="Bahnschrift SemiLight" w:hAnsi="Bahnschrift SemiLight"/>
+                <w:sz w:val="24"/>
+                <w:lang w:val="en-US"/>
+              </w:rPr>
+              <w:t>detail.group</w:t>
+            </w:r>
+            <w:proofErr w:type="spellEnd"/>
+            <w:r>
+              <w:rPr>
+                <w:rFonts w:ascii="Bahnschrift SemiLight" w:hAnsi="Bahnschrift SemiLight"/>
+                <w:sz w:val="24"/>
+                <w:lang w:val="en-US"/>
+              </w:rPr>
+              <w:t xml:space="preserve"> }}</w:t>
+            </w:r>
+          </w:p>
+        </w:tc>
+        <w:tc>
+          <w:tcPr>
+            <w:tcW w:w="1417" w:type="dxa"/>
+          </w:tcPr>
+          <w:p>
+            <w:pPr>
+              <w:tabs>
+                <w:tab w:val="left" w:pos="2292"/>
+              </w:tabs>
+              <w:jc w:val="center"/>
+              <w:rPr>
+                <w:rFonts w:ascii="Bahnschrift SemiLight" w:hAnsi="Bahnschrift SemiLight"/>
+                <w:sz w:val="24"/>
+                <w:lang w:val="en-US"/>
+              </w:rPr>
+            </w:pPr>
+            <w:r>
+              <w:rPr>
+                <w:rFonts w:ascii="Bahnschrift SemiLight" w:hAnsi="Bahnschrift SemiLight"/>
+                <w:sz w:val="24"/>
+                <w:lang w:val="en-US"/>
+              </w:rPr>
+              <w:t xml:space="preserve">{{ </w:t>
+            </w:r>
+            <w:proofErr w:type="spellStart"/>
+            <w:r>
+              <w:rPr>
+                <w:rFonts w:ascii="Bahnschrift SemiLight" w:hAnsi="Bahnschrift SemiLight"/>
+                <w:sz w:val="24"/>
+                <w:lang w:val="en-US"/>
+              </w:rPr>
+              <w:t>detail.semester</w:t>
+            </w:r>
+            <w:proofErr w:type="spellEnd"/>
+            <w:r>
+              <w:rPr>
+                <w:rFonts w:ascii="Bahnschrift SemiLight" w:hAnsi="Bahnschrift SemiLight"/>
+                <w:sz w:val="24"/>
+                <w:lang w:val="en-US"/>
+              </w:rPr>
+              <w:t xml:space="preserve"> }}</w:t>
+            </w:r>
+          </w:p>
+        </w:tc>
+        <w:tc>
+          <w:tcPr>
+            <w:tcW w:w="1418" w:type="dxa"/>
+          </w:tcPr>
+          <w:p>
+            <w:pPr>
+              <w:tabs>
+                <w:tab w:val="left" w:pos="2292"/>
+              </w:tabs>
+              <w:jc w:val="center"/>
+              <w:rPr>
+                <w:rFonts w:ascii="Bahnschrift SemiLight" w:hAnsi="Bahnschrift SemiLight"/>
+                <w:sz w:val="24"/>
+                <w:lang w:val="en-US"/>
+              </w:rPr>
+            </w:pPr>
+            <w:r>
+              <w:rPr>
+                <w:rFonts w:ascii="Bahnschrift SemiLight" w:hAnsi="Bahnschrift SemiLight"/>
+                <w:sz w:val="24"/>
+                <w:lang w:val="en-US"/>
+              </w:rPr>
+              <w:t xml:space="preserve">{{ </w:t>
+            </w:r>
+            <w:proofErr w:type="spellStart"/>
+            <w:r>
+              <w:rPr>
+                <w:rFonts w:ascii="Bahnschrift SemiLight" w:hAnsi="Bahnschrift SemiLight"/>
+                <w:sz w:val="24"/>
+                <w:lang w:val="en-US"/>
+              </w:rPr>
+              <w:t>detail.lecture_hours</w:t>
+            </w:r>
+            <w:proofErr w:type="spellEnd"/>
+            <w:r>
+              <w:rPr>
+                <w:rFonts w:ascii="Bahnschrift SemiLight" w:hAnsi="Bahnschrift SemiLight"/>
+                <w:sz w:val="24"/>
+                <w:lang w:val="en-US"/>
+              </w:rPr>
+              <w:t xml:space="preserve"> }}</w:t>
+            </w:r>
+          </w:p>
+        </w:tc>
+        <w:tc>
+          <w:tcPr>
+            <w:tcW w:w="1559" w:type="dxa"/>
+          </w:tcPr>
+          <w:p>
+            <w:pPr>
+              <w:tabs>
+                <w:tab w:val="left" w:pos="2292"/>
+              </w:tabs>
+              <w:jc w:val="center"/>
+              <w:rPr>
+                <w:rFonts w:ascii="Bahnschrift SemiLight" w:hAnsi="Bahnschrift SemiLight"/>
+                <w:sz w:val="24"/>
+                <w:lang w:val="en-US"/>
+              </w:rPr>
+            </w:pPr>
+            <w:r>
+              <w:rPr>
+                <w:rFonts w:ascii="Bahnschrift SemiLight" w:hAnsi="Bahnschrift SemiLight"/>
+                <w:sz w:val="24"/>
+                <w:lang w:val="en-US"/>
+              </w:rPr>
+              <w:t xml:space="preserve">{{ </w:t>
+            </w:r>
+            <w:proofErr w:type="spellStart"/>
+            <w:r>
+              <w:rPr>
+                <w:rFonts w:ascii="Bahnschrift SemiLight" w:hAnsi="Bahnschrift SemiLight"/>
+                <w:sz w:val="24"/>
+                <w:lang w:val="en-US"/>
+              </w:rPr>
+              <w:t>detail.practice_hours</w:t>
+            </w:r>
+            <w:proofErr w:type="spellEnd"/>
+            <w:r>
+              <w:rPr>
+                <w:rFonts w:ascii="Bahnschrift SemiLight" w:hAnsi="Bahnschrift SemiLight"/>
+                <w:sz w:val="24"/>
+                <w:lang w:val="en-US"/>
+              </w:rPr>
+              <w:t xml:space="preserve"> }}</w:t>
+            </w:r>
+          </w:p>
+        </w:tc>
+        <w:tc>
+          <w:tcPr>
+            <w:tcW w:w="1417" w:type="dxa"/>
+          </w:tcPr>
+          <w:p>
+            <w:pPr>
+              <w:tabs>
+                <w:tab w:val="left" w:pos="2292"/>
+              </w:tabs>
+              <w:jc w:val="center"/>
+              <w:rPr>
+                <w:rFonts w:ascii="Bahnschrift SemiLight" w:hAnsi="Bahnschrift SemiLight"/>
+                <w:sz w:val="24"/>
+                <w:lang w:val="en-US"/>
+              </w:rPr>
+            </w:pPr>
+            <w:r>
+              <w:rPr>
+                <w:rFonts w:ascii="Bahnschrift SemiLight" w:hAnsi="Bahnschrift SemiLight"/>
+                <w:sz w:val="24"/>
+                <w:lang w:val="en-US"/>
+              </w:rPr>
+              <w:t xml:space="preserve">{{ </w:t>
+            </w:r>
+            <w:proofErr w:type="spellStart"/>
+            <w:r>
+              <w:rPr>
+                <w:rFonts w:ascii="Bahnschrift SemiLight" w:hAnsi="Bahnschrift SemiLight"/>
+                <w:sz w:val="24"/>
+                <w:lang w:val="en-US"/>
+              </w:rPr>
+              <w:t>detail.total_hours</w:t>
+            </w:r>
+            <w:proofErr w:type="spellEnd"/>
+            <w:r>
+              <w:rPr>
+                <w:rFonts w:ascii="Bahnschrift SemiLight" w:hAnsi="Bahnschrift SemiLight"/>
+                <w:sz w:val="24"/>
+                <w:lang w:val="en-US"/>
+              </w:rPr>
+              <w:t xml:space="preserve"> }}</w:t>
+            </w:r>
+          </w:p>
+        </w:tc>
+      </w:tr>
+      <w:tr>
+        <w:tc>
+          <w:tcPr>
+            <w:tcW w:w="9634" w:type="dxa"/>
+            <w:gridSpan w:val="6"/>
+          </w:tcPr>
+          <w:p>
+            <w:pPr>
+              <w:tabs>
+                <w:tab w:val="left" w:pos="2292"/>
+              </w:tabs>
+              <w:jc w:val="center"/>
+              <w:rPr>
+                <w:rFonts w:ascii="Bahnschrift SemiLight" w:hAnsi="Bahnschrift SemiLight"/>
+                <w:sz w:val="24"/>
+                <w:lang w:val="en-US"/>
+              </w:rPr>
+            </w:pPr>
+            <w:r>
+              <w:rPr>
+                <w:rFonts w:ascii="Bahnschrift SemiLight" w:hAnsi="Bahnschrift SemiLight"/>
+                <w:sz w:val="24"/>
+                <w:lang w:val="en-US"/>
+              </w:rPr>
+              <w:t>{%</w:t>
+            </w:r>
+            <w:proofErr w:type="spellStart"/>
+            <w:r>
+              <w:rPr>
+                <w:rFonts w:ascii="Bahnschrift SemiLight" w:hAnsi="Bahnschrift SemiLight"/>
+                <w:sz w:val="24"/>
+                <w:lang w:val="en-US"/>
+              </w:rPr>
+              <w:t>tr</w:t>
+            </w:r>
+            <w:proofErr w:type="spellEnd"/>
+            <w:r>
+              <w:rPr>
+                <w:rFonts w:ascii="Bahnschrift SemiLight" w:hAnsi="Bahnschrift SemiLight"/>
+                <w:sz w:val="24"/>
+                <w:lang w:val="en-US"/>
+              </w:rPr>
+              <w:t xml:space="preserve"> </w:t>
+            </w:r>
+            <w:proofErr w:type="spellStart"/>
+            <w:r>
+              <w:rPr>
+                <w:rFonts w:ascii="Bahnschrift SemiLight" w:hAnsi="Bahnschrift SemiLight"/>
+                <w:sz w:val="24"/>
+                <w:lang w:val="en-US"/>
+              </w:rPr>
+              <w:t>endfor</w:t>
+            </w:r>
+            <w:proofErr w:type="spellEnd"/>
+            <w:r>
+              <w:rPr>
+                <w:rFonts w:ascii="Bahnschrift SemiLight" w:hAnsi="Bahnschrift SemiLight"/>
+                <w:sz w:val="24"/>
+                <w:lang w:val="en-US"/>
+              </w:rPr>
+              <w:t xml:space="preserve"> %}</w:t>
+            </w:r>
+          </w:p>
+        </w:tc>
+      </w:tr>
+    </w:tbl>
+    <w:p>
+      <w:pPr>
+        <w:tabs>
+          <w:tab w:val="left" w:pos="2292"/>
+        </w:tabs>
+        <w:jc w:val="both"/>
+        <w:rPr>
+          <w:rFonts w:ascii="Bahnschrift SemiLight" w:hAnsi="Bahnschrift SemiLight"/>
+          <w:sz w:val="24"/>
+          <w:lang w:val="en-US"/>
+        </w:rPr>
+      </w:pPr>
+      <w:r>
+        <w:rPr>
+          <w:rFonts w:ascii="Bahnschrift SemiLight" w:hAnsi="Bahnschrift SemiLight"/>
+          <w:sz w:val="24"/>
+          <w:lang w:val="en-US"/>
         </w:rPr>
         <w:tab/>
       </w:r>
@@ -442,14 +1234,6 @@
           <w:lang w:val="en-US"/>
         </w:rPr>
       </w:pPr>
-      <w:r>
-        <w:rPr>
-          <w:rFonts w:ascii="Bahnschrift SemiLight" w:hAnsi="Bahnschrift SemiLight"/>
-          <w:sz w:val="24"/>
-          <w:lang w:val="en-US"/>
-        </w:rPr>
-        <w:t xml:space="preserve">{% for detail in </w:t>
-      </w:r>
       <w:proofErr w:type="spellStart"/>
       <w:r>
         <w:rPr>
@@ -457,7 +1241,7 @@
           <w:sz w:val="24"/>
           <w:lang w:val="en-US"/>
         </w:rPr>
-        <w:t>workload_details</w:t>
+        <w:t>Преподаватель</w:t>
       </w:r>
       <w:proofErr w:type="spellEnd"/>
       <w:r>
@@ -466,34 +1250,42 @@
           <w:sz w:val="24"/>
           <w:lang w:val="en-US"/>
         </w:rPr>
-        <w:t xml:space="preserve"> %}</w:t>
-      </w:r>
-    </w:p>
-    <w:p>
-      <w:pPr>
-        <w:jc w:val="both"/>
-        <w:rPr>
-          <w:rFonts w:ascii="Bahnschrift SemiLight" w:hAnsi="Bahnschrift SemiLight"/>
-          <w:sz w:val="24"/>
-          <w:lang w:val="en-US"/>
-        </w:rPr>
-      </w:pPr>
-      <w:r>
-        <w:rPr>
-          <w:rFonts w:ascii="Bahnschrift SemiLight" w:hAnsi="Bahnschrift SemiLight"/>
-          <w:sz w:val="24"/>
-          <w:lang w:val="en-US"/>
-        </w:rPr>
-        <w:t>- {</w:t>
-      </w:r>
-      <w:proofErr w:type="gramStart"/>
-      <w:r>
-        <w:rPr>
-          <w:rFonts w:ascii="Bahnschrift SemiLight" w:hAnsi="Bahnschrift SemiLight"/>
-          <w:sz w:val="24"/>
-          <w:lang w:val="en-US"/>
-        </w:rPr>
-        <w:t xml:space="preserve">{ </w:t>
+        <w:t xml:space="preserve"> </w:t>
+      </w:r>
+      <w:r>
+        <w:rPr>
+          <w:rFonts w:ascii="Bahnschrift SemiLight" w:hAnsi="Bahnschrift SemiLight"/>
+          <w:sz w:val="24"/>
+          <w:u w:val="single"/>
+          <w:lang w:val="en-US"/>
+        </w:rPr>
+        <w:t xml:space="preserve">   </w:t>
+      </w:r>
+      <w:r>
+        <w:rPr>
+          <w:rFonts w:ascii="Bahnschrift SemiLight" w:hAnsi="Bahnschrift SemiLight"/>
+          <w:sz w:val="24"/>
+          <w:u w:val="single"/>
+          <w:lang w:val="en-US"/>
+        </w:rPr>
+        <w:t xml:space="preserve">                   </w:t>
+      </w:r>
+      <w:r>
+        <w:rPr>
+          <w:rFonts w:ascii="Bahnschrift SemiLight" w:hAnsi="Bahnschrift SemiLight"/>
+          <w:sz w:val="24"/>
+          <w:u w:val="single"/>
+          <w:lang w:val="en-US"/>
+        </w:rPr>
+        <w:t xml:space="preserve"> </w:t>
+      </w:r>
+      <w:r>
+        <w:rPr>
+          <w:rFonts w:ascii="Bahnschrift SemiLight" w:hAnsi="Bahnschrift SemiLight"/>
+          <w:sz w:val="24"/>
+          <w:lang w:val="en-US"/>
+        </w:rPr>
+        <w:t xml:space="preserve">/ {{ </w:t>
       </w:r>
       <w:proofErr w:type="spellStart"/>
       <w:r>
@@ -502,17 +1294,16 @@
           <w:sz w:val="24"/>
           <w:lang w:val="en-US"/>
         </w:rPr>
-        <w:t>detail.discipline</w:t>
+        <w:t>teacher_fio.split</w:t>
       </w:r>
       <w:proofErr w:type="spellEnd"/>
-      <w:proofErr w:type="gramEnd"/>
-      <w:r>
-        <w:rPr>
-          <w:rFonts w:ascii="Bahnschrift SemiLight" w:hAnsi="Bahnschrift SemiLight"/>
-          <w:sz w:val="24"/>
-          <w:lang w:val="en-US"/>
-        </w:rPr>
-        <w:t xml:space="preserve"> }} ({{ </w:t>
+      <w:r>
+        <w:rPr>
+          <w:rFonts w:ascii="Bahnschrift SemiLight" w:hAnsi="Bahnschrift SemiLight"/>
+          <w:sz w:val="24"/>
+          <w:lang w:val="en-US"/>
+        </w:rPr>
+        <w:t xml:space="preserve">()[0][0] }}.{{ </w:t>
       </w:r>
       <w:proofErr w:type="spellStart"/>
       <w:r>
@@ -521,7 +1312,7 @@
           <w:sz w:val="24"/>
           <w:lang w:val="en-US"/>
         </w:rPr>
-        <w:t>detail.group</w:t>
+        <w:t>teacher_fio.split</w:t>
       </w:r>
       <w:proofErr w:type="spellEnd"/>
       <w:r>
@@ -530,22 +1321,7 @@
           <w:sz w:val="24"/>
           <w:lang w:val="en-US"/>
         </w:rPr>
-        <w:t xml:space="preserve"> }}, </w:t>
-      </w:r>
-      <w:r>
-        <w:rPr>
-          <w:rFonts w:ascii="Bahnschrift SemiLight" w:hAnsi="Bahnschrift SemiLight"/>
-          <w:sz w:val="24"/>
-        </w:rPr>
-        <w:t>семестр</w:t>
-      </w:r>
-      <w:r>
-        <w:rPr>
-          <w:rFonts w:ascii="Bahnschrift SemiLight" w:hAnsi="Bahnschrift SemiLight"/>
-          <w:sz w:val="24"/>
-          <w:lang w:val="en-US"/>
-        </w:rPr>
-        <w:t xml:space="preserve"> {{ </w:t>
+        <w:t xml:space="preserve">()[1][0] }}.{{ </w:t>
       </w:r>
       <w:proofErr w:type="spellStart"/>
       <w:r>
@@ -554,7 +1330,7 @@
           <w:sz w:val="24"/>
           <w:lang w:val="en-US"/>
         </w:rPr>
-        <w:t>detail.semester</w:t>
+        <w:t>teacher_fio.split</w:t>
       </w:r>
       <w:proofErr w:type="spellEnd"/>
       <w:r>
@@ -563,238 +1339,8 @@
           <w:sz w:val="24"/>
           <w:lang w:val="en-US"/>
         </w:rPr>
-        <w:t xml:space="preserve"> }})</w:t>
-      </w:r>
-    </w:p>
-    <w:p>
-      <w:pPr>
-        <w:jc w:val="both"/>
-        <w:rPr>
-          <w:rFonts w:ascii="Bahnschrift SemiLight" w:hAnsi="Bahnschrift SemiLight"/>
-          <w:sz w:val="24"/>
-          <w:lang w:val="en-US"/>
-        </w:rPr>
-      </w:pPr>
-    </w:p>
-    <w:p>
-      <w:pPr>
-        <w:jc w:val="both"/>
-        <w:rPr>
-          <w:rFonts w:ascii="Bahnschrift SemiLight" w:hAnsi="Bahnschrift SemiLight"/>
-          <w:sz w:val="24"/>
-          <w:lang w:val="en-US"/>
-        </w:rPr>
-      </w:pPr>
-      <w:r>
-        <w:rPr>
-          <w:rFonts w:ascii="Bahnschrift SemiLight" w:hAnsi="Bahnschrift SemiLight"/>
-          <w:sz w:val="24"/>
-          <w:lang w:val="en-US"/>
-        </w:rPr>
-        <w:t xml:space="preserve">  </w:t>
-      </w:r>
-      <w:r>
-        <w:rPr>
-          <w:rFonts w:ascii="Bahnschrift SemiLight" w:hAnsi="Bahnschrift SemiLight"/>
-          <w:sz w:val="24"/>
-        </w:rPr>
-        <w:t>Лекции</w:t>
-      </w:r>
-      <w:r>
-        <w:rPr>
-          <w:rFonts w:ascii="Bahnschrift SemiLight" w:hAnsi="Bahnschrift SemiLight"/>
-          <w:sz w:val="24"/>
-          <w:lang w:val="en-US"/>
-        </w:rPr>
-        <w:t xml:space="preserve">: </w:t>
-      </w:r>
-      <w:proofErr w:type="gramStart"/>
-      <w:r>
-        <w:rPr>
-          <w:rFonts w:ascii="Bahnschrift SemiLight" w:hAnsi="Bahnschrift SemiLight"/>
-          <w:sz w:val="24"/>
-          <w:lang w:val="en-US"/>
-        </w:rPr>
-        <w:t xml:space="preserve">{{ </w:t>
-      </w:r>
-      <w:proofErr w:type="spellStart"/>
-      <w:r>
-        <w:rPr>
-          <w:rFonts w:ascii="Bahnschrift SemiLight" w:hAnsi="Bahnschrift SemiLight"/>
-          <w:sz w:val="24"/>
-          <w:lang w:val="en-US"/>
-        </w:rPr>
-        <w:t>detail.lecture</w:t>
-      </w:r>
-      <w:proofErr w:type="gramEnd"/>
-      <w:r>
-        <w:rPr>
-          <w:rFonts w:ascii="Bahnschrift SemiLight" w:hAnsi="Bahnschrift SemiLight"/>
-          <w:sz w:val="24"/>
-          <w:lang w:val="en-US"/>
-        </w:rPr>
-        <w:t>_hours</w:t>
-      </w:r>
-      <w:proofErr w:type="spellEnd"/>
-      <w:r>
-        <w:rPr>
-          <w:rFonts w:ascii="Bahnschrift SemiLight" w:hAnsi="Bahnschrift SemiLight"/>
-          <w:sz w:val="24"/>
-          <w:lang w:val="en-US"/>
-        </w:rPr>
-        <w:t xml:space="preserve"> }}</w:t>
-      </w:r>
-      <w:r>
-        <w:rPr>
-          <w:rFonts w:ascii="Bahnschrift SemiLight" w:hAnsi="Bahnschrift SemiLight"/>
-          <w:sz w:val="24"/>
-        </w:rPr>
-        <w:t>ч</w:t>
-      </w:r>
-      <w:r>
-        <w:rPr>
-          <w:rFonts w:ascii="Bahnschrift SemiLight" w:hAnsi="Bahnschrift SemiLight"/>
-          <w:sz w:val="24"/>
-          <w:lang w:val="en-US"/>
-        </w:rPr>
-        <w:t xml:space="preserve">, </w:t>
-      </w:r>
-      <w:r>
-        <w:rPr>
-          <w:rFonts w:ascii="Bahnschrift SemiLight" w:hAnsi="Bahnschrift SemiLight"/>
-          <w:sz w:val="24"/>
-        </w:rPr>
-        <w:t>Практика</w:t>
-      </w:r>
-      <w:r>
-        <w:rPr>
-          <w:rFonts w:ascii="Bahnschrift SemiLight" w:hAnsi="Bahnschrift SemiLight"/>
-          <w:sz w:val="24"/>
-          <w:lang w:val="en-US"/>
-        </w:rPr>
-        <w:t xml:space="preserve">: {{ </w:t>
-      </w:r>
-      <w:proofErr w:type="spellStart"/>
-      <w:r>
-        <w:rPr>
-          <w:rFonts w:ascii="Bahnschrift SemiLight" w:hAnsi="Bahnschrift SemiLight"/>
-          <w:sz w:val="24"/>
-          <w:lang w:val="en-US"/>
-        </w:rPr>
-        <w:t>detail.practice_hours</w:t>
-      </w:r>
-      <w:proofErr w:type="spellEnd"/>
-      <w:r>
-        <w:rPr>
-          <w:rFonts w:ascii="Bahnschrift SemiLight" w:hAnsi="Bahnschrift SemiLight"/>
-          <w:sz w:val="24"/>
-          <w:lang w:val="en-US"/>
-        </w:rPr>
-        <w:t xml:space="preserve"> }}</w:t>
-      </w:r>
-      <w:r>
-        <w:rPr>
-          <w:rFonts w:ascii="Bahnschrift SemiLight" w:hAnsi="Bahnschrift SemiLight"/>
-          <w:sz w:val="24"/>
-        </w:rPr>
-        <w:t>ч</w:t>
-      </w:r>
-      <w:r>
-        <w:rPr>
-          <w:rFonts w:ascii="Bahnschrift SemiLight" w:hAnsi="Bahnschrift SemiLight"/>
-          <w:sz w:val="24"/>
-          <w:lang w:val="en-US"/>
-        </w:rPr>
-        <w:t xml:space="preserve">, </w:t>
-      </w:r>
-      <w:r>
-        <w:rPr>
-          <w:rFonts w:ascii="Bahnschrift SemiLight" w:hAnsi="Bahnschrift SemiLight"/>
-          <w:sz w:val="24"/>
-        </w:rPr>
-        <w:t>Всего</w:t>
-      </w:r>
-      <w:r>
-        <w:rPr>
-          <w:rFonts w:ascii="Bahnschrift SemiLight" w:hAnsi="Bahnschrift SemiLight"/>
-          <w:sz w:val="24"/>
-          <w:lang w:val="en-US"/>
-        </w:rPr>
-        <w:t xml:space="preserve">: {{ </w:t>
-      </w:r>
-      <w:proofErr w:type="spellStart"/>
-      <w:r>
-        <w:rPr>
-          <w:rFonts w:ascii="Bahnschrift SemiLight" w:hAnsi="Bahnschrift SemiLight"/>
-          <w:sz w:val="24"/>
-          <w:lang w:val="en-US"/>
-        </w:rPr>
-        <w:t>detail.total_hours</w:t>
-      </w:r>
-      <w:proofErr w:type="spellEnd"/>
-      <w:r>
-        <w:rPr>
-          <w:rFonts w:ascii="Bahnschrift SemiLight" w:hAnsi="Bahnschrift SemiLight"/>
-          <w:sz w:val="24"/>
-          <w:lang w:val="en-US"/>
-        </w:rPr>
-        <w:t xml:space="preserve"> }}</w:t>
-      </w:r>
-      <w:r>
-        <w:rPr>
-          <w:rFonts w:ascii="Bahnschrift SemiLight" w:hAnsi="Bahnschrift SemiLight"/>
-          <w:sz w:val="24"/>
-        </w:rPr>
-        <w:t>ч</w:t>
-      </w:r>
-    </w:p>
-    <w:p>
-      <w:pPr>
-        <w:jc w:val="both"/>
-        <w:rPr>
-          <w:rFonts w:ascii="Bahnschrift SemiLight" w:hAnsi="Bahnschrift SemiLight"/>
-          <w:sz w:val="24"/>
-          <w:lang w:val="en-US"/>
-        </w:rPr>
-      </w:pPr>
-    </w:p>
-    <w:p>
-      <w:pPr>
-        <w:jc w:val="both"/>
-        <w:rPr>
-          <w:rFonts w:ascii="Bahnschrift SemiLight" w:hAnsi="Bahnschrift SemiLight"/>
-          <w:sz w:val="24"/>
-          <w:lang w:val="en-US"/>
-        </w:rPr>
-      </w:pPr>
-      <w:r>
-        <w:rPr>
-          <w:rFonts w:ascii="Bahnschrift SemiLight" w:hAnsi="Bahnschrift SemiLight"/>
-          <w:sz w:val="24"/>
-          <w:lang w:val="en-US"/>
-        </w:rPr>
-        <w:t xml:space="preserve">{% </w:t>
-      </w:r>
-      <w:proofErr w:type="spellStart"/>
-      <w:r>
-        <w:rPr>
-          <w:rFonts w:ascii="Bahnschrift SemiLight" w:hAnsi="Bahnschrift SemiLight"/>
-          <w:sz w:val="24"/>
-          <w:lang w:val="en-US"/>
-        </w:rPr>
-        <w:t>endfor</w:t>
-      </w:r>
-      <w:proofErr w:type="spellEnd"/>
-      <w:r>
-        <w:rPr>
-          <w:rFonts w:ascii="Bahnschrift SemiLight" w:hAnsi="Bahnschrift SemiLight"/>
-          <w:sz w:val="24"/>
-          <w:lang w:val="en-US"/>
-        </w:rPr>
-        <w:t xml:space="preserve"> %}</w:t>
-      </w:r>
-      <w:bookmarkStart w:id="0" w:name="_GoBack"/>
-      <w:bookmarkEnd w:id="0"/>
+        <w:t>()[2][0] }}. /</w:t>
+      </w:r>
     </w:p>
     <w:sectPr>
       <w:pgSz w:w="11906" w:h="16838"/>
@@ -1227,6 +1773,25 @@
     <w:semiHidden/>
     <w:unhideWhenUsed/>
   </w:style>
+  <w:style w:type="table" w:styleId="a3">
+    <w:name w:val="Table Grid"/>
+    <w:basedOn w:val="a1"/>
+    <w:uiPriority w:val="39"/>
+    <w:rsid w:val="006245DF"/>
+    <w:pPr>
+      <w:spacing w:after="0" w:line="240" w:lineRule="auto"/>
+    </w:pPr>
+    <w:tblPr>
+      <w:tblBorders>
+        <w:top w:val="single" w:sz="4" w:space="0" w:color="auto"/>
+        <w:left w:val="single" w:sz="4" w:space="0" w:color="auto"/>
+        <w:bottom w:val="single" w:sz="4" w:space="0" w:color="auto"/>
+        <w:right w:val="single" w:sz="4" w:space="0" w:color="auto"/>
+        <w:insideH w:val="single" w:sz="4" w:space="0" w:color="auto"/>
+        <w:insideV w:val="single" w:sz="4" w:space="0" w:color="auto"/>
+      </w:tblBorders>
+    </w:tblPr>
+  </w:style>
 </w:styles>
 </file>
 

--- a/templates/workload_report_template.docx
+++ b/templates/workload_report_template.docx
@@ -296,63 +296,23 @@
         <w:rPr>
           <w:rFonts w:ascii="Bahnschrift SemiLight" w:hAnsi="Bahnschrift SemiLight"/>
           <w:sz w:val="24"/>
-          <w:lang w:val="en-US"/>
         </w:rPr>
       </w:pPr>
       <w:r>
         <w:rPr>
           <w:rFonts w:ascii="Bahnschrift SemiLight" w:hAnsi="Bahnschrift SemiLight"/>
           <w:sz w:val="24"/>
-          <w:lang w:val="en-US"/>
-        </w:rPr>
-        <w:t xml:space="preserve">— </w:t>
-      </w:r>
-      <w:proofErr w:type="spellStart"/>
-      <w:r>
-        <w:rPr>
-          <w:rFonts w:ascii="Bahnschrift SemiLight" w:hAnsi="Bahnschrift SemiLight"/>
-          <w:sz w:val="24"/>
-          <w:lang w:val="en-US"/>
-        </w:rPr>
-        <w:t>Лекционные</w:t>
-      </w:r>
-      <w:proofErr w:type="spellEnd"/>
-      <w:r>
-        <w:rPr>
-          <w:rFonts w:ascii="Bahnschrift SemiLight" w:hAnsi="Bahnschrift SemiLight"/>
-          <w:sz w:val="24"/>
-          <w:lang w:val="en-US"/>
-        </w:rPr>
-        <w:t xml:space="preserve"> </w:t>
-      </w:r>
-      <w:proofErr w:type="spellStart"/>
-      <w:r>
-        <w:rPr>
-          <w:rFonts w:ascii="Bahnschrift SemiLight" w:hAnsi="Bahnschrift SemiLight"/>
-          <w:sz w:val="24"/>
-          <w:lang w:val="en-US"/>
-        </w:rPr>
-        <w:t>часы</w:t>
-      </w:r>
-      <w:proofErr w:type="spellEnd"/>
-      <w:r>
-        <w:rPr>
-          <w:rFonts w:ascii="Bahnschrift SemiLight" w:hAnsi="Bahnschrift SemiLight"/>
-          <w:sz w:val="24"/>
-          <w:lang w:val="en-US"/>
-        </w:rPr>
-        <w:t>: {</w:t>
+        </w:rPr>
+        <w:t xml:space="preserve">— Лекционные часы: </w:t>
       </w:r>
       <w:proofErr w:type="gramStart"/>
       <w:r>
         <w:rPr>
           <w:rFonts w:ascii="Bahnschrift SemiLight" w:hAnsi="Bahnschrift SemiLight"/>
           <w:sz w:val="24"/>
-          <w:lang w:val="en-US"/>
-        </w:rPr>
-        <w:t xml:space="preserve">{ </w:t>
-      </w:r>
-      <w:proofErr w:type="spellStart"/>
+        </w:rPr>
+        <w:t xml:space="preserve">{{ </w:t>
+      </w:r>
       <w:r>
         <w:rPr>
           <w:rFonts w:ascii="Bahnschrift SemiLight" w:hAnsi="Bahnschrift SemiLight"/>
@@ -366,16 +326,21 @@
         <w:rPr>
           <w:rFonts w:ascii="Bahnschrift SemiLight" w:hAnsi="Bahnschrift SemiLight"/>
           <w:sz w:val="24"/>
-          <w:lang w:val="en-US"/>
-        </w:rPr>
-        <w:t>_hours</w:t>
-      </w:r>
-      <w:proofErr w:type="spellEnd"/>
-      <w:r>
-        <w:rPr>
-          <w:rFonts w:ascii="Bahnschrift SemiLight" w:hAnsi="Bahnschrift SemiLight"/>
-          <w:sz w:val="24"/>
-          <w:lang w:val="en-US"/>
+        </w:rPr>
+        <w:t>_</w:t>
+      </w:r>
+      <w:r>
+        <w:rPr>
+          <w:rFonts w:ascii="Bahnschrift SemiLight" w:hAnsi="Bahnschrift SemiLight"/>
+          <w:sz w:val="24"/>
+          <w:lang w:val="en-US"/>
+        </w:rPr>
+        <w:t>hours</w:t>
+      </w:r>
+      <w:r>
+        <w:rPr>
+          <w:rFonts w:ascii="Bahnschrift SemiLight" w:hAnsi="Bahnschrift SemiLight"/>
+          <w:sz w:val="24"/>
         </w:rPr>
         <w:t xml:space="preserve"> }} ч</w:t>
       </w:r>
@@ -518,7 +483,6 @@
         <w:jc w:val="center"/>
         <w:rPr>
           <w:rFonts w:ascii="Arial Black" w:hAnsi="Arial Black"/>
-          <w:lang w:val="en-US"/>
         </w:rPr>
       </w:pPr>
       <w:r>
@@ -596,7 +560,6 @@
       <w:r>
         <w:rPr>
           <w:rFonts w:ascii="Arial Black" w:hAnsi="Arial Black"/>
-          <w:lang w:val="en-US"/>
         </w:rPr>
         <w:t xml:space="preserve"> </w:t>
       </w:r>
@@ -616,7 +579,6 @@
         <w:rPr>
           <w:rFonts w:ascii="Bahnschrift SemiLight" w:hAnsi="Bahnschrift SemiLight"/>
           <w:sz w:val="24"/>
-          <w:lang w:val="en-US"/>
         </w:rPr>
       </w:pPr>
     </w:p>
@@ -742,18 +704,7 @@
                 <w:sz w:val="24"/>
                 <w:lang w:val="en-US"/>
               </w:rPr>
-              <w:t>Лекци</w:t>
-            </w:r>
-            <w:bookmarkStart w:id="0" w:name="_GoBack"/>
-            <w:bookmarkEnd w:id="0"/>
-            <w:r>
-              <w:rPr>
-                <w:rFonts w:ascii="Bahnschrift" w:hAnsi="Bahnschrift"/>
-                <w:b/>
-                <w:sz w:val="24"/>
-                <w:lang w:val="en-US"/>
-              </w:rPr>
-              <w:t>и (ч)</w:t>
+              <w:t>Лекции (ч)</w:t>
             </w:r>
           </w:p>
         </w:tc>
@@ -1204,6 +1155,98 @@
         </w:tc>
       </w:tr>
     </w:tbl>
+    <w:p>
+      <w:pPr>
+        <w:tabs>
+          <w:tab w:val="left" w:pos="2292"/>
+        </w:tabs>
+        <w:jc w:val="both"/>
+        <w:rPr>
+          <w:rFonts w:ascii="Bahnschrift SemiLight" w:hAnsi="Bahnschrift SemiLight"/>
+          <w:sz w:val="24"/>
+          <w:lang w:val="en-US"/>
+        </w:rPr>
+      </w:pPr>
+    </w:p>
+    <w:p>
+      <w:pPr>
+        <w:keepNext/>
+        <w:tabs>
+          <w:tab w:val="left" w:pos="2292"/>
+        </w:tabs>
+        <w:jc w:val="center"/>
+        <w:rPr>
+          <w:rFonts w:ascii="Bahnschrift SemiLight" w:hAnsi="Bahnschrift SemiLight"/>
+          <w:sz w:val="24"/>
+          <w:lang w:val="en-US"/>
+        </w:rPr>
+      </w:pPr>
+      <w:bookmarkStart w:id="0" w:name="_GoBack"/>
+      <w:r>
+        <w:rPr>
+          <w:rFonts w:ascii="Bahnschrift SemiLight" w:hAnsi="Bahnschrift SemiLight"/>
+          <w:sz w:val="24"/>
+          <w:lang w:val="en-US"/>
+        </w:rPr>
+        <w:t>{</w:t>
+      </w:r>
+      <w:proofErr w:type="gramStart"/>
+      <w:r>
+        <w:rPr>
+          <w:rFonts w:ascii="Bahnschrift SemiLight" w:hAnsi="Bahnschrift SemiLight"/>
+          <w:sz w:val="24"/>
+          <w:lang w:val="en-US"/>
+        </w:rPr>
+        <w:t xml:space="preserve">{ </w:t>
+      </w:r>
+      <w:proofErr w:type="spellStart"/>
+      <w:r>
+        <w:rPr>
+          <w:rFonts w:ascii="Bahnschrift SemiLight" w:hAnsi="Bahnschrift SemiLight"/>
+          <w:sz w:val="24"/>
+          <w:lang w:val="en-US"/>
+        </w:rPr>
+        <w:t>bar</w:t>
+      </w:r>
+      <w:proofErr w:type="gramEnd"/>
+      <w:r>
+        <w:rPr>
+          <w:rFonts w:ascii="Bahnschrift SemiLight" w:hAnsi="Bahnschrift SemiLight"/>
+          <w:sz w:val="24"/>
+          <w:lang w:val="en-US"/>
+        </w:rPr>
+        <w:t>_chart</w:t>
+      </w:r>
+      <w:proofErr w:type="spellEnd"/>
+      <w:r>
+        <w:rPr>
+          <w:rFonts w:ascii="Bahnschrift SemiLight" w:hAnsi="Bahnschrift SemiLight"/>
+          <w:sz w:val="24"/>
+          <w:lang w:val="en-US"/>
+        </w:rPr>
+        <w:t xml:space="preserve"> }}</w:t>
+      </w:r>
+    </w:p>
+    <w:bookmarkEnd w:id="0"/>
+    <w:p>
+      <w:pPr>
+        <w:tabs>
+          <w:tab w:val="left" w:pos="2292"/>
+        </w:tabs>
+        <w:jc w:val="center"/>
+        <w:rPr>
+          <w:rFonts w:ascii="Bahnschrift SemiLight" w:hAnsi="Bahnschrift SemiLight"/>
+          <w:sz w:val="24"/>
+        </w:rPr>
+      </w:pPr>
+      <w:r>
+        <w:rPr>
+          <w:rFonts w:ascii="Bahnschrift SemiLight" w:hAnsi="Bahnschrift SemiLight"/>
+          <w:sz w:val="24"/>
+        </w:rPr>
+        <w:t>Рисунок 1 – Диаграмма нагрузки</w:t>
+      </w:r>
+    </w:p>
     <w:p>
       <w:pPr>
         <w:tabs>
